--- a/Session 1 .docx
+++ b/Session 1 .docx
@@ -4,30 +4,122 @@
   <w:body>
     <w:p>
       <w:r>
-        <w:t xml:space="preserve">Session 1 </w:t>
-      </w:r>
-    </w:p>
-    <w:p>
-      <w:r>
-        <w:t>class Solution {</w:t>
-      </w:r>
-    </w:p>
-    <w:p>
-      <w:r>
-        <w:t xml:space="preserve">    public </w:t>
-      </w:r>
-      <w:proofErr w:type="spellStart"/>
-      <w:r>
-        <w:t>boolean</w:t>
+        <w:t>Session 1 - 1</w:t>
+      </w:r>
+    </w:p>
+    <w:p>
+      <w:r>
+        <w:t> </w:t>
+      </w:r>
+    </w:p>
+    <w:p>
+      <w:r>
+        <w:t xml:space="preserve">import </w:t>
+      </w:r>
+      <w:proofErr w:type="spellStart"/>
+      <w:proofErr w:type="gramStart"/>
+      <w:r>
+        <w:t>java.io.BufferedReader</w:t>
+      </w:r>
+      <w:proofErr w:type="spellEnd"/>
+      <w:proofErr w:type="gramEnd"/>
+      <w:r>
+        <w:t>;</w:t>
+      </w:r>
+    </w:p>
+    <w:p>
+      <w:r>
+        <w:t xml:space="preserve">import </w:t>
+      </w:r>
+      <w:proofErr w:type="spellStart"/>
+      <w:proofErr w:type="gramStart"/>
+      <w:r>
+        <w:t>java.io.InputStreamReader</w:t>
+      </w:r>
+      <w:proofErr w:type="spellEnd"/>
+      <w:proofErr w:type="gramEnd"/>
+      <w:r>
+        <w:t>;</w:t>
+      </w:r>
+    </w:p>
+    <w:p>
+      <w:r>
+        <w:t xml:space="preserve">import </w:t>
+      </w:r>
+      <w:proofErr w:type="spellStart"/>
+      <w:proofErr w:type="gramStart"/>
+      <w:r>
+        <w:t>java.io.IOException</w:t>
+      </w:r>
+      <w:proofErr w:type="spellEnd"/>
+      <w:proofErr w:type="gramEnd"/>
+      <w:r>
+        <w:t>;</w:t>
+      </w:r>
+    </w:p>
+    <w:p>
+      <w:r>
+        <w:t> </w:t>
+      </w:r>
+    </w:p>
+    <w:p>
+      <w:r>
+        <w:t>public class Solution {</w:t>
+      </w:r>
+    </w:p>
+    <w:p>
+      <w:r>
+        <w:t xml:space="preserve">    public static void </w:t>
+      </w:r>
+      <w:proofErr w:type="gramStart"/>
+      <w:r>
+        <w:t>main(String[</w:t>
+      </w:r>
+      <w:proofErr w:type="gramEnd"/>
+      <w:r>
+        <w:t xml:space="preserve">] </w:t>
+      </w:r>
+      <w:proofErr w:type="spellStart"/>
+      <w:r>
+        <w:t>args</w:t>
+      </w:r>
+      <w:proofErr w:type="spellEnd"/>
+      <w:r>
+        <w:t xml:space="preserve">) throws </w:t>
+      </w:r>
+      <w:proofErr w:type="spellStart"/>
+      <w:r>
+        <w:t>IOException</w:t>
+      </w:r>
+      <w:proofErr w:type="spellEnd"/>
+      <w:r>
+        <w:t xml:space="preserve"> {</w:t>
+      </w:r>
+    </w:p>
+    <w:p>
+      <w:r>
+        <w:t xml:space="preserve">        </w:t>
+      </w:r>
+      <w:proofErr w:type="spellStart"/>
+      <w:r>
+        <w:t>BufferedReader</w:t>
       </w:r>
       <w:proofErr w:type="spellEnd"/>
       <w:r>
         <w:t xml:space="preserve"> </w:t>
       </w:r>
       <w:proofErr w:type="spellStart"/>
-      <w:proofErr w:type="gramStart"/>
-      <w:r>
-        <w:t>halvesAreAlike</w:t>
+      <w:r>
+        <w:t>br</w:t>
+      </w:r>
+      <w:proofErr w:type="spellEnd"/>
+      <w:r>
+        <w:t xml:space="preserve"> = new </w:t>
+      </w:r>
+      <w:proofErr w:type="spellStart"/>
+      <w:proofErr w:type="gramStart"/>
+      <w:r>
+        <w:t>BufferedReader</w:t>
       </w:r>
       <w:proofErr w:type="spellEnd"/>
       <w:r>
@@ -35,12 +127,153 @@
       </w:r>
       <w:proofErr w:type="gramEnd"/>
       <w:r>
+        <w:t xml:space="preserve">new </w:t>
+      </w:r>
+      <w:proofErr w:type="spellStart"/>
+      <w:proofErr w:type="gramStart"/>
+      <w:r>
+        <w:t>InputStreamReader</w:t>
+      </w:r>
+      <w:proofErr w:type="spellEnd"/>
+      <w:r>
+        <w:t>(</w:t>
+      </w:r>
+      <w:proofErr w:type="gramEnd"/>
+      <w:r>
+        <w:t>System.in));</w:t>
+      </w:r>
+    </w:p>
+    <w:p>
+      <w:r>
+        <w:t xml:space="preserve">        </w:t>
+      </w:r>
+    </w:p>
+    <w:p>
+      <w:r>
+        <w:t xml:space="preserve">        // Read number of test cases</w:t>
+      </w:r>
+    </w:p>
+    <w:p>
+      <w:r>
+        <w:t xml:space="preserve">        int t = </w:t>
+      </w:r>
+      <w:proofErr w:type="spellStart"/>
+      <w:r>
+        <w:t>Integer.parseInt</w:t>
+      </w:r>
+      <w:proofErr w:type="spellEnd"/>
+      <w:r>
+        <w:t>(</w:t>
+      </w:r>
+      <w:proofErr w:type="spellStart"/>
+      <w:proofErr w:type="gramStart"/>
+      <w:r>
+        <w:t>br.readLine</w:t>
+      </w:r>
+      <w:proofErr w:type="spellEnd"/>
+      <w:proofErr w:type="gramEnd"/>
+      <w:r>
+        <w:t>(</w:t>
+      </w:r>
+      <w:proofErr w:type="gramStart"/>
+      <w:r>
+        <w:t>).trim</w:t>
+      </w:r>
+      <w:proofErr w:type="gramEnd"/>
+      <w:r>
+        <w:t>());</w:t>
+      </w:r>
+    </w:p>
+    <w:p>
+      <w:r>
+        <w:t xml:space="preserve">        </w:t>
+      </w:r>
+    </w:p>
+    <w:p>
+      <w:r>
+        <w:t xml:space="preserve">        while (t-- &gt; 0) {</w:t>
+      </w:r>
+    </w:p>
+    <w:p>
+      <w:r>
+        <w:t xml:space="preserve">            String s = </w:t>
+      </w:r>
+      <w:proofErr w:type="spellStart"/>
+      <w:proofErr w:type="gramStart"/>
+      <w:r>
+        <w:t>br.readLine</w:t>
+      </w:r>
+      <w:proofErr w:type="spellEnd"/>
+      <w:proofErr w:type="gramEnd"/>
+      <w:r>
+        <w:t>(</w:t>
+      </w:r>
+      <w:proofErr w:type="gramStart"/>
+      <w:r>
+        <w:t>).trim</w:t>
+      </w:r>
+      <w:proofErr w:type="gramEnd"/>
+      <w:r>
+        <w:t>();</w:t>
+      </w:r>
+    </w:p>
+    <w:p>
+      <w:r>
+        <w:t xml:space="preserve">            </w:t>
+      </w:r>
+      <w:proofErr w:type="spellStart"/>
+      <w:r>
+        <w:t>System.out.println</w:t>
+      </w:r>
+      <w:proofErr w:type="spellEnd"/>
+      <w:r>
+        <w:t>(</w:t>
+      </w:r>
+      <w:proofErr w:type="spellStart"/>
+      <w:r>
+        <w:t>calculateStringSimilarity</w:t>
+      </w:r>
+      <w:proofErr w:type="spellEnd"/>
+      <w:r>
+        <w:t>(s));</w:t>
+      </w:r>
+    </w:p>
+    <w:p>
+      <w:r>
+        <w:t xml:space="preserve">        }</w:t>
+      </w:r>
+    </w:p>
+    <w:p>
+      <w:r>
+        <w:t xml:space="preserve">    }</w:t>
+      </w:r>
+    </w:p>
+    <w:p>
+      <w:r>
+        <w:t> </w:t>
+      </w:r>
+    </w:p>
+    <w:p>
+      <w:r>
+        <w:t xml:space="preserve">    private static long </w:t>
+      </w:r>
+      <w:proofErr w:type="spellStart"/>
+      <w:proofErr w:type="gramStart"/>
+      <w:r>
+        <w:t>calculateStringSimilarity</w:t>
+      </w:r>
+      <w:proofErr w:type="spellEnd"/>
+      <w:r>
+        <w:t>(</w:t>
+      </w:r>
+      <w:proofErr w:type="gramEnd"/>
+      <w:r>
         <w:t>String s) {</w:t>
       </w:r>
     </w:p>
     <w:p>
       <w:r>
-        <w:t xml:space="preserve">        int n = </w:t>
+        <w:t xml:space="preserve">        int n = </w:t>
       </w:r>
       <w:proofErr w:type="spellStart"/>
       <w:proofErr w:type="gramStart"/>
@@ -55,54 +288,80 @@
     </w:p>
     <w:p>
       <w:r>
-        <w:t xml:space="preserve">        int </w:t>
-      </w:r>
-      <w:proofErr w:type="spellStart"/>
-      <w:r>
-        <w:t>vowelCount</w:t>
-      </w:r>
-      <w:proofErr w:type="spellEnd"/>
-      <w:r>
-        <w:t xml:space="preserve"> = 0;</w:t>
-      </w:r>
-    </w:p>
-    <w:p>
-      <w:r>
-        <w:t>        String vowels = "</w:t>
-      </w:r>
-      <w:proofErr w:type="spellStart"/>
-      <w:r>
-        <w:t>aeiouAEIOU</w:t>
-      </w:r>
-      <w:proofErr w:type="spellEnd"/>
-      <w:r>
-        <w:t>";</w:t>
-      </w:r>
-    </w:p>
-    <w:p>
-      <w:r>
-        <w:t xml:space="preserve">        </w:t>
-      </w:r>
-    </w:p>
-    <w:p>
-      <w:r>
-        <w:t xml:space="preserve">        for (int </w:t>
-      </w:r>
-      <w:proofErr w:type="spellStart"/>
-      <w:r>
-        <w:t>i</w:t>
-      </w:r>
-      <w:proofErr w:type="spellEnd"/>
-      <w:r>
-        <w:t xml:space="preserve"> = 0; </w:t>
-      </w:r>
-      <w:proofErr w:type="spellStart"/>
-      <w:r>
-        <w:t>i</w:t>
-      </w:r>
-      <w:proofErr w:type="spellEnd"/>
-      <w:r>
-        <w:t xml:space="preserve"> &lt; n / 2; </w:t>
+        <w:t xml:space="preserve">        </w:t>
+      </w:r>
+      <w:proofErr w:type="gramStart"/>
+      <w:r>
+        <w:t>int[</w:t>
+      </w:r>
+      <w:proofErr w:type="gramEnd"/>
+      <w:r>
+        <w:t>] z = new int[n];</w:t>
+      </w:r>
+    </w:p>
+    <w:p>
+      <w:r>
+        <w:t xml:space="preserve">        </w:t>
+      </w:r>
+    </w:p>
+    <w:p>
+      <w:r>
+        <w:t xml:space="preserve">        // The similarity of the full string with itself is always its length</w:t>
+      </w:r>
+    </w:p>
+    <w:p>
+      <w:r>
+        <w:t xml:space="preserve">        long </w:t>
+      </w:r>
+      <w:proofErr w:type="spellStart"/>
+      <w:r>
+        <w:t>totalSimilarity</w:t>
+      </w:r>
+      <w:proofErr w:type="spellEnd"/>
+      <w:r>
+        <w:t xml:space="preserve"> = n; </w:t>
+      </w:r>
+    </w:p>
+    <w:p>
+      <w:r>
+        <w:t xml:space="preserve">        </w:t>
+      </w:r>
+    </w:p>
+    <w:p>
+      <w:r>
+        <w:t xml:space="preserve">        // Maintain the window [L, R] of the rightmost match</w:t>
+      </w:r>
+    </w:p>
+    <w:p>
+      <w:r>
+        <w:t xml:space="preserve">        int l = 0, r = 0;</w:t>
+      </w:r>
+    </w:p>
+    <w:p>
+      <w:r>
+        <w:lastRenderedPageBreak/>
+        <w:t xml:space="preserve">        </w:t>
+      </w:r>
+    </w:p>
+    <w:p>
+      <w:r>
+        <w:t xml:space="preserve">        for (int </w:t>
+      </w:r>
+      <w:proofErr w:type="spellStart"/>
+      <w:r>
+        <w:t>i</w:t>
+      </w:r>
+      <w:proofErr w:type="spellEnd"/>
+      <w:r>
+        <w:t xml:space="preserve"> = 1; </w:t>
+      </w:r>
+      <w:proofErr w:type="spellStart"/>
+      <w:r>
+        <w:t>i</w:t>
+      </w:r>
+      <w:proofErr w:type="spellEnd"/>
+      <w:r>
+        <w:t xml:space="preserve"> &lt; n; </w:t>
       </w:r>
       <w:proofErr w:type="spellStart"/>
       <w:r>
@@ -115,18 +374,99 @@
     </w:p>
     <w:p>
       <w:r>
-        <w:t>            if (</w:t>
-      </w:r>
-      <w:proofErr w:type="spellStart"/>
-      <w:proofErr w:type="gramStart"/>
-      <w:r>
-        <w:t>vowels.indexOf</w:t>
-      </w:r>
-      <w:proofErr w:type="spellEnd"/>
-      <w:proofErr w:type="gramEnd"/>
+        <w:t xml:space="preserve">            if (</w:t>
+      </w:r>
+      <w:proofErr w:type="spellStart"/>
+      <w:r>
+        <w:t>i</w:t>
+      </w:r>
+      <w:proofErr w:type="spellEnd"/>
+      <w:r>
+        <w:t xml:space="preserve"> &lt;= r) {</w:t>
+      </w:r>
+    </w:p>
+    <w:p>
+      <w:r>
+        <w:t xml:space="preserve">                z[</w:t>
+      </w:r>
+      <w:proofErr w:type="spellStart"/>
+      <w:r>
+        <w:t>i</w:t>
+      </w:r>
+      <w:proofErr w:type="spellEnd"/>
+      <w:r>
+        <w:t xml:space="preserve">] = </w:t>
+      </w:r>
+      <w:proofErr w:type="spellStart"/>
+      <w:proofErr w:type="gramStart"/>
+      <w:r>
+        <w:t>Math.min</w:t>
+      </w:r>
+      <w:proofErr w:type="spellEnd"/>
       <w:r>
         <w:t>(</w:t>
       </w:r>
+      <w:proofErr w:type="gramEnd"/>
+      <w:r>
+        <w:t xml:space="preserve">r - </w:t>
+      </w:r>
+      <w:proofErr w:type="spellStart"/>
+      <w:r>
+        <w:t>i</w:t>
+      </w:r>
+      <w:proofErr w:type="spellEnd"/>
+      <w:r>
+        <w:t xml:space="preserve"> + 1, </w:t>
+      </w:r>
+      <w:proofErr w:type="gramStart"/>
+      <w:r>
+        <w:t>z[</w:t>
+      </w:r>
+      <w:proofErr w:type="spellStart"/>
+      <w:proofErr w:type="gramEnd"/>
+      <w:r>
+        <w:t>i</w:t>
+      </w:r>
+      <w:proofErr w:type="spellEnd"/>
+      <w:r>
+        <w:t xml:space="preserve"> - l]);</w:t>
+      </w:r>
+    </w:p>
+    <w:p>
+      <w:r>
+        <w:t xml:space="preserve">            }</w:t>
+      </w:r>
+    </w:p>
+    <w:p>
+      <w:r>
+        <w:t xml:space="preserve">            </w:t>
+      </w:r>
+    </w:p>
+    <w:p>
+      <w:r>
+        <w:t xml:space="preserve">            // Try to extend the match manually outside the current window</w:t>
+      </w:r>
+    </w:p>
+    <w:p>
+      <w:r>
+        <w:t xml:space="preserve">            while (</w:t>
+      </w:r>
+      <w:proofErr w:type="spellStart"/>
+      <w:r>
+        <w:t>i</w:t>
+      </w:r>
+      <w:proofErr w:type="spellEnd"/>
+      <w:r>
+        <w:t xml:space="preserve"> + z[</w:t>
+      </w:r>
+      <w:proofErr w:type="spellStart"/>
+      <w:r>
+        <w:t>i</w:t>
+      </w:r>
+      <w:proofErr w:type="spellEnd"/>
+      <w:r>
+        <w:t xml:space="preserve">] &lt; n &amp;&amp; </w:t>
+      </w:r>
       <w:proofErr w:type="spellStart"/>
       <w:proofErr w:type="gramStart"/>
       <w:r>
@@ -135,6 +475,24 @@
       <w:proofErr w:type="spellEnd"/>
       <w:proofErr w:type="gramEnd"/>
       <w:r>
+        <w:t>(z[</w:t>
+      </w:r>
+      <w:proofErr w:type="spellStart"/>
+      <w:r>
+        <w:t>i</w:t>
+      </w:r>
+      <w:proofErr w:type="spellEnd"/>
+      <w:r>
+        <w:t xml:space="preserve">]) == </w:t>
+      </w:r>
+      <w:proofErr w:type="spellStart"/>
+      <w:proofErr w:type="gramStart"/>
+      <w:r>
+        <w:t>s.charAt</w:t>
+      </w:r>
+      <w:proofErr w:type="spellEnd"/>
+      <w:proofErr w:type="gramEnd"/>
+      <w:r>
         <w:t>(</w:t>
       </w:r>
       <w:proofErr w:type="spellStart"/>
@@ -143,120 +501,162 @@
       </w:r>
       <w:proofErr w:type="spellEnd"/>
       <w:r>
-        <w:t>)</w:t>
-      </w:r>
-      <w:proofErr w:type="gramStart"/>
-      <w:r>
-        <w:t>) !</w:t>
-      </w:r>
-      <w:proofErr w:type="gramEnd"/>
-      <w:r>
-        <w:t>= -1) {</w:t>
-      </w:r>
-    </w:p>
-    <w:p>
-      <w:r>
-        <w:t xml:space="preserve">                </w:t>
-      </w:r>
-      <w:proofErr w:type="spellStart"/>
-      <w:r>
-        <w:t>vowelCount</w:t>
-      </w:r>
-      <w:proofErr w:type="spellEnd"/>
-      <w:r>
-        <w:t>++;</w:t>
-      </w:r>
-    </w:p>
-    <w:p>
-      <w:r>
-        <w:t>            }</w:t>
-      </w:r>
-    </w:p>
-    <w:p>
-      <w:r>
-        <w:t>            if (</w:t>
-      </w:r>
-      <w:proofErr w:type="spellStart"/>
-      <w:proofErr w:type="gramStart"/>
-      <w:r>
-        <w:t>vowels.indexOf</w:t>
-      </w:r>
-      <w:proofErr w:type="spellEnd"/>
-      <w:proofErr w:type="gramEnd"/>
-      <w:r>
-        <w:t>(</w:t>
-      </w:r>
-      <w:proofErr w:type="spellStart"/>
-      <w:proofErr w:type="gramStart"/>
-      <w:r>
-        <w:t>s.charAt</w:t>
-      </w:r>
-      <w:proofErr w:type="spellEnd"/>
-      <w:proofErr w:type="gramEnd"/>
-      <w:r>
-        <w:t>(</w:t>
-      </w:r>
-      <w:proofErr w:type="spellStart"/>
-      <w:r>
-        <w:t>i</w:t>
-      </w:r>
-      <w:proofErr w:type="spellEnd"/>
-      <w:r>
-        <w:t xml:space="preserve"> + n / 2)</w:t>
-      </w:r>
-      <w:proofErr w:type="gramStart"/>
-      <w:r>
-        <w:t>) !</w:t>
-      </w:r>
-      <w:proofErr w:type="gramEnd"/>
-      <w:r>
-        <w:t>= -1) {</w:t>
-      </w:r>
-    </w:p>
-    <w:p>
-      <w:r>
-        <w:t xml:space="preserve">                </w:t>
-      </w:r>
-      <w:proofErr w:type="spellStart"/>
-      <w:r>
-        <w:t>vowelCount</w:t>
-      </w:r>
-      <w:proofErr w:type="spellEnd"/>
-      <w:r>
-        <w:t>--;</w:t>
-      </w:r>
-    </w:p>
-    <w:p>
-      <w:r>
-        <w:t>            }</w:t>
-      </w:r>
-    </w:p>
-    <w:p>
-      <w:r>
-        <w:t>        }</w:t>
-      </w:r>
-    </w:p>
-    <w:p>
-      <w:r>
-        <w:t xml:space="preserve">        </w:t>
-      </w:r>
-    </w:p>
-    <w:p>
-      <w:r>
-        <w:t xml:space="preserve">        return </w:t>
-      </w:r>
-      <w:proofErr w:type="spellStart"/>
-      <w:r>
-        <w:t>vowelCount</w:t>
-      </w:r>
-      <w:proofErr w:type="spellEnd"/>
-      <w:r>
-        <w:t xml:space="preserve"> == 0;</w:t>
-      </w:r>
-    </w:p>
-    <w:p>
-      <w:r>
-        <w:t>    }</w:t>
+        <w:t xml:space="preserve"> + z[</w:t>
+      </w:r>
+      <w:proofErr w:type="spellStart"/>
+      <w:r>
+        <w:t>i</w:t>
+      </w:r>
+      <w:proofErr w:type="spellEnd"/>
+      <w:r>
+        <w:t>])) {</w:t>
+      </w:r>
+    </w:p>
+    <w:p>
+      <w:r>
+        <w:t xml:space="preserve">                z[</w:t>
+      </w:r>
+      <w:proofErr w:type="spellStart"/>
+      <w:r>
+        <w:t>i</w:t>
+      </w:r>
+      <w:proofErr w:type="spellEnd"/>
+      <w:r>
+        <w:t>]++;</w:t>
+      </w:r>
+    </w:p>
+    <w:p>
+      <w:r>
+        <w:t xml:space="preserve">            }</w:t>
+      </w:r>
+    </w:p>
+    <w:p>
+      <w:r>
+        <w:t xml:space="preserve">            </w:t>
+      </w:r>
+    </w:p>
+    <w:p>
+      <w:r>
+        <w:t xml:space="preserve">            // Update the window if the current match extends past R</w:t>
+      </w:r>
+    </w:p>
+    <w:p>
+      <w:r>
+        <w:t xml:space="preserve">            if (</w:t>
+      </w:r>
+      <w:proofErr w:type="spellStart"/>
+      <w:r>
+        <w:t>i</w:t>
+      </w:r>
+      <w:proofErr w:type="spellEnd"/>
+      <w:r>
+        <w:t xml:space="preserve"> + z[</w:t>
+      </w:r>
+      <w:proofErr w:type="spellStart"/>
+      <w:r>
+        <w:t>i</w:t>
+      </w:r>
+      <w:proofErr w:type="spellEnd"/>
+      <w:r>
+        <w:t>] - 1 &gt; r) {</w:t>
+      </w:r>
+    </w:p>
+    <w:p>
+      <w:r>
+        <w:t xml:space="preserve">                l = </w:t>
+      </w:r>
+      <w:proofErr w:type="spellStart"/>
+      <w:r>
+        <w:t>i</w:t>
+      </w:r>
+      <w:proofErr w:type="spellEnd"/>
+      <w:r>
+        <w:t>;</w:t>
+      </w:r>
+    </w:p>
+    <w:p>
+      <w:r>
+        <w:t xml:space="preserve">                r = </w:t>
+      </w:r>
+      <w:proofErr w:type="spellStart"/>
+      <w:r>
+        <w:t>i</w:t>
+      </w:r>
+      <w:proofErr w:type="spellEnd"/>
+      <w:r>
+        <w:t xml:space="preserve"> + z[</w:t>
+      </w:r>
+      <w:proofErr w:type="spellStart"/>
+      <w:r>
+        <w:t>i</w:t>
+      </w:r>
+      <w:proofErr w:type="spellEnd"/>
+      <w:r>
+        <w:t>] - 1;</w:t>
+      </w:r>
+    </w:p>
+    <w:p>
+      <w:r>
+        <w:t xml:space="preserve">            }</w:t>
+      </w:r>
+    </w:p>
+    <w:p>
+      <w:r>
+        <w:t xml:space="preserve">            </w:t>
+      </w:r>
+    </w:p>
+    <w:p>
+      <w:r>
+        <w:t xml:space="preserve">            // Add the similarity of the current suffix to the total sum</w:t>
+      </w:r>
+    </w:p>
+    <w:p>
+      <w:r>
+        <w:t xml:space="preserve">            </w:t>
+      </w:r>
+      <w:proofErr w:type="spellStart"/>
+      <w:r>
+        <w:t>totalSimilarity</w:t>
+      </w:r>
+      <w:proofErr w:type="spellEnd"/>
+      <w:r>
+        <w:t xml:space="preserve"> += z[</w:t>
+      </w:r>
+      <w:proofErr w:type="spellStart"/>
+      <w:r>
+        <w:t>i</w:t>
+      </w:r>
+      <w:proofErr w:type="spellEnd"/>
+      <w:r>
+        <w:t>];</w:t>
+      </w:r>
+    </w:p>
+    <w:p>
+      <w:r>
+        <w:t xml:space="preserve">        }</w:t>
+      </w:r>
+    </w:p>
+    <w:p>
+      <w:r>
+        <w:t xml:space="preserve">        </w:t>
+      </w:r>
+    </w:p>
+    <w:p>
+      <w:r>
+        <w:t xml:space="preserve">        return </w:t>
+      </w:r>
+      <w:proofErr w:type="spellStart"/>
+      <w:r>
+        <w:t>totalSimilarity</w:t>
+      </w:r>
+      <w:proofErr w:type="spellEnd"/>
+      <w:r>
+        <w:t>;</w:t>
+      </w:r>
+    </w:p>
+    <w:p>
+      <w:r>
+        <w:t xml:space="preserve">    }</w:t>
       </w:r>
     </w:p>
     <w:p>
@@ -273,10 +673,10 @@
       <w:r>
         <w:lastRenderedPageBreak/>
         <w:drawing>
-          <wp:inline distT="0" distB="0" distL="0" distR="0" wp14:anchorId="5DF5D012" wp14:editId="4CCFCDDF">
-            <wp:extent cx="2339340" cy="3848100"/>
-            <wp:effectExtent l="0" t="0" r="3810" b="0"/>
-            <wp:docPr id="594332606" name="Picture 2"/>
+          <wp:inline distT="0" distB="0" distL="0" distR="0" wp14:anchorId="0B33024D" wp14:editId="2A112CB3">
+            <wp:extent cx="3893820" cy="2979420"/>
+            <wp:effectExtent l="0" t="0" r="0" b="0"/>
+            <wp:docPr id="1903817411" name="Picture 2"/>
             <wp:cNvGraphicFramePr>
               <a:graphicFrameLocks xmlns:a="http://schemas.openxmlformats.org/drawingml/2006/main" noChangeAspect="1"/>
             </wp:cNvGraphicFramePr>
@@ -305,7 +705,7 @@
                   <pic:spPr bwMode="auto">
                     <a:xfrm>
                       <a:off x="0" y="0"/>
-                      <a:ext cx="2339340" cy="3848100"/>
+                      <a:ext cx="3893820" cy="2979420"/>
                     </a:xfrm>
                     <a:prstGeom prst="rect">
                       <a:avLst/>
@@ -328,10 +728,14 @@
       </w:r>
     </w:p>
     <w:p/>
-    <w:p/>
-    <w:p>
-      <w:r>
-        <w:t>Session 1 -2</w:t>
+    <w:p>
+      <w:r>
+        <w:t>Session 1 - 1</w:t>
+      </w:r>
+    </w:p>
+    <w:p>
+      <w:r>
+        <w:t> </w:t>
       </w:r>
     </w:p>
     <w:p>
@@ -356,6 +760,21 @@
       <w:proofErr w:type="spellStart"/>
       <w:proofErr w:type="gramStart"/>
       <w:r>
+        <w:t>java.io.InputStreamReader</w:t>
+      </w:r>
+      <w:proofErr w:type="spellEnd"/>
+      <w:proofErr w:type="gramEnd"/>
+      <w:r>
+        <w:t>;</w:t>
+      </w:r>
+    </w:p>
+    <w:p>
+      <w:r>
+        <w:t xml:space="preserve">import </w:t>
+      </w:r>
+      <w:proofErr w:type="spellStart"/>
+      <w:proofErr w:type="gramStart"/>
+      <w:r>
         <w:t>java.io.IOException</w:t>
       </w:r>
       <w:proofErr w:type="spellEnd"/>
@@ -366,693 +785,624 @@
     </w:p>
     <w:p>
       <w:r>
-        <w:t xml:space="preserve">import </w:t>
-      </w:r>
-      <w:proofErr w:type="spellStart"/>
-      <w:proofErr w:type="gramStart"/>
-      <w:r>
-        <w:t>java.io.InputStreamReader</w:t>
-      </w:r>
-      <w:proofErr w:type="spellEnd"/>
-      <w:proofErr w:type="gramEnd"/>
+        <w:t> </w:t>
+      </w:r>
+    </w:p>
+    <w:p>
+      <w:r>
+        <w:t>public class Solution {</w:t>
+      </w:r>
+    </w:p>
+    <w:p>
+      <w:r>
+        <w:t xml:space="preserve">    public static void </w:t>
+      </w:r>
+      <w:proofErr w:type="gramStart"/>
+      <w:r>
+        <w:t>main(String[</w:t>
+      </w:r>
+      <w:proofErr w:type="gramEnd"/>
+      <w:r>
+        <w:t xml:space="preserve">] </w:t>
+      </w:r>
+      <w:proofErr w:type="spellStart"/>
+      <w:r>
+        <w:t>args</w:t>
+      </w:r>
+      <w:proofErr w:type="spellEnd"/>
+      <w:r>
+        <w:t xml:space="preserve">) throws </w:t>
+      </w:r>
+      <w:proofErr w:type="spellStart"/>
+      <w:r>
+        <w:t>IOException</w:t>
+      </w:r>
+      <w:proofErr w:type="spellEnd"/>
+      <w:r>
+        <w:t xml:space="preserve"> {</w:t>
+      </w:r>
+    </w:p>
+    <w:p>
+      <w:r>
+        <w:t xml:space="preserve">        </w:t>
+      </w:r>
+      <w:proofErr w:type="spellStart"/>
+      <w:r>
+        <w:t>BufferedReader</w:t>
+      </w:r>
+      <w:proofErr w:type="spellEnd"/>
+      <w:r>
+        <w:t xml:space="preserve"> </w:t>
+      </w:r>
+      <w:proofErr w:type="spellStart"/>
+      <w:r>
+        <w:t>br</w:t>
+      </w:r>
+      <w:proofErr w:type="spellEnd"/>
+      <w:r>
+        <w:t xml:space="preserve"> = new </w:t>
+      </w:r>
+      <w:proofErr w:type="spellStart"/>
+      <w:proofErr w:type="gramStart"/>
+      <w:r>
+        <w:t>BufferedReader</w:t>
+      </w:r>
+      <w:proofErr w:type="spellEnd"/>
+      <w:r>
+        <w:t>(</w:t>
+      </w:r>
+      <w:proofErr w:type="gramEnd"/>
+      <w:r>
+        <w:t xml:space="preserve">new </w:t>
+      </w:r>
+      <w:proofErr w:type="spellStart"/>
+      <w:proofErr w:type="gramStart"/>
+      <w:r>
+        <w:t>InputStreamReader</w:t>
+      </w:r>
+      <w:proofErr w:type="spellEnd"/>
+      <w:r>
+        <w:t>(</w:t>
+      </w:r>
+      <w:proofErr w:type="gramEnd"/>
+      <w:r>
+        <w:t>System.in));</w:t>
+      </w:r>
+    </w:p>
+    <w:p>
+      <w:r>
+        <w:t xml:space="preserve">        </w:t>
+      </w:r>
+    </w:p>
+    <w:p>
+      <w:r>
+        <w:t xml:space="preserve">        // Read number of test cases</w:t>
+      </w:r>
+    </w:p>
+    <w:p>
+      <w:r>
+        <w:t xml:space="preserve">        int t = </w:t>
+      </w:r>
+      <w:proofErr w:type="spellStart"/>
+      <w:r>
+        <w:t>Integer.parseInt</w:t>
+      </w:r>
+      <w:proofErr w:type="spellEnd"/>
+      <w:r>
+        <w:t>(</w:t>
+      </w:r>
+      <w:proofErr w:type="spellStart"/>
+      <w:proofErr w:type="gramStart"/>
+      <w:r>
+        <w:t>br.readLine</w:t>
+      </w:r>
+      <w:proofErr w:type="spellEnd"/>
+      <w:proofErr w:type="gramEnd"/>
+      <w:r>
+        <w:t>(</w:t>
+      </w:r>
+      <w:proofErr w:type="gramStart"/>
+      <w:r>
+        <w:t>).trim</w:t>
+      </w:r>
+      <w:proofErr w:type="gramEnd"/>
+      <w:r>
+        <w:t>());</w:t>
+      </w:r>
+    </w:p>
+    <w:p>
+      <w:r>
+        <w:t xml:space="preserve">        </w:t>
+      </w:r>
+    </w:p>
+    <w:p>
+      <w:r>
+        <w:t xml:space="preserve">        while (t-- &gt; 0) {</w:t>
+      </w:r>
+    </w:p>
+    <w:p>
+      <w:r>
+        <w:t xml:space="preserve">            String s = </w:t>
+      </w:r>
+      <w:proofErr w:type="spellStart"/>
+      <w:proofErr w:type="gramStart"/>
+      <w:r>
+        <w:t>br.readLine</w:t>
+      </w:r>
+      <w:proofErr w:type="spellEnd"/>
+      <w:proofErr w:type="gramEnd"/>
+      <w:r>
+        <w:t>(</w:t>
+      </w:r>
+      <w:proofErr w:type="gramStart"/>
+      <w:r>
+        <w:t>).trim</w:t>
+      </w:r>
+      <w:proofErr w:type="gramEnd"/>
+      <w:r>
+        <w:t>();</w:t>
+      </w:r>
+    </w:p>
+    <w:p>
+      <w:r>
+        <w:t xml:space="preserve">            </w:t>
+      </w:r>
+      <w:proofErr w:type="spellStart"/>
+      <w:r>
+        <w:t>System.out.println</w:t>
+      </w:r>
+      <w:proofErr w:type="spellEnd"/>
+      <w:r>
+        <w:t>(</w:t>
+      </w:r>
+      <w:proofErr w:type="spellStart"/>
+      <w:r>
+        <w:t>calculateStringSimilarity</w:t>
+      </w:r>
+      <w:proofErr w:type="spellEnd"/>
+      <w:r>
+        <w:t>(s));</w:t>
+      </w:r>
+    </w:p>
+    <w:p>
+      <w:r>
+        <w:lastRenderedPageBreak/>
+        <w:t xml:space="preserve">        }</w:t>
+      </w:r>
+    </w:p>
+    <w:p>
+      <w:r>
+        <w:t xml:space="preserve">    }</w:t>
+      </w:r>
+    </w:p>
+    <w:p>
+      <w:r>
+        <w:t> </w:t>
+      </w:r>
+    </w:p>
+    <w:p>
+      <w:r>
+        <w:t xml:space="preserve">    private static long </w:t>
+      </w:r>
+      <w:proofErr w:type="spellStart"/>
+      <w:proofErr w:type="gramStart"/>
+      <w:r>
+        <w:t>calculateStringSimilarity</w:t>
+      </w:r>
+      <w:proofErr w:type="spellEnd"/>
+      <w:r>
+        <w:t>(</w:t>
+      </w:r>
+      <w:proofErr w:type="gramEnd"/>
+      <w:r>
+        <w:t>String s) {</w:t>
+      </w:r>
+    </w:p>
+    <w:p>
+      <w:r>
+        <w:t xml:space="preserve">        int n = </w:t>
+      </w:r>
+      <w:proofErr w:type="spellStart"/>
+      <w:proofErr w:type="gramStart"/>
+      <w:r>
+        <w:t>s.length</w:t>
+      </w:r>
+      <w:proofErr w:type="spellEnd"/>
+      <w:proofErr w:type="gramEnd"/>
+      <w:r>
+        <w:t>();</w:t>
+      </w:r>
+    </w:p>
+    <w:p>
+      <w:r>
+        <w:t xml:space="preserve">        </w:t>
+      </w:r>
+      <w:proofErr w:type="gramStart"/>
+      <w:r>
+        <w:t>int[</w:t>
+      </w:r>
+      <w:proofErr w:type="gramEnd"/>
+      <w:r>
+        <w:t>] z = new int[n];</w:t>
+      </w:r>
+    </w:p>
+    <w:p>
+      <w:r>
+        <w:t xml:space="preserve">        </w:t>
+      </w:r>
+    </w:p>
+    <w:p>
+      <w:r>
+        <w:t xml:space="preserve">        // The similarity of the full string with itself is always its length</w:t>
+      </w:r>
+    </w:p>
+    <w:p>
+      <w:r>
+        <w:t xml:space="preserve">        long </w:t>
+      </w:r>
+      <w:proofErr w:type="spellStart"/>
+      <w:r>
+        <w:t>totalSimilarity</w:t>
+      </w:r>
+      <w:proofErr w:type="spellEnd"/>
+      <w:r>
+        <w:t xml:space="preserve"> = n; </w:t>
+      </w:r>
+    </w:p>
+    <w:p>
+      <w:r>
+        <w:t xml:space="preserve">        </w:t>
+      </w:r>
+    </w:p>
+    <w:p>
+      <w:r>
+        <w:t xml:space="preserve">        // Maintain the window [L, R] of the rightmost match</w:t>
+      </w:r>
+    </w:p>
+    <w:p>
+      <w:r>
+        <w:t xml:space="preserve">        int l = 0, r = 0;</w:t>
+      </w:r>
+    </w:p>
+    <w:p>
+      <w:r>
+        <w:t xml:space="preserve">        </w:t>
+      </w:r>
+    </w:p>
+    <w:p>
+      <w:r>
+        <w:t xml:space="preserve">        for (int </w:t>
+      </w:r>
+      <w:proofErr w:type="spellStart"/>
+      <w:r>
+        <w:t>i</w:t>
+      </w:r>
+      <w:proofErr w:type="spellEnd"/>
+      <w:r>
+        <w:t xml:space="preserve"> = 1; </w:t>
+      </w:r>
+      <w:proofErr w:type="spellStart"/>
+      <w:r>
+        <w:t>i</w:t>
+      </w:r>
+      <w:proofErr w:type="spellEnd"/>
+      <w:r>
+        <w:t xml:space="preserve"> &lt; n; </w:t>
+      </w:r>
+      <w:proofErr w:type="spellStart"/>
+      <w:r>
+        <w:t>i</w:t>
+      </w:r>
+      <w:proofErr w:type="spellEnd"/>
+      <w:r>
+        <w:t>++) {</w:t>
+      </w:r>
+    </w:p>
+    <w:p>
+      <w:r>
+        <w:t xml:space="preserve">            if (</w:t>
+      </w:r>
+      <w:proofErr w:type="spellStart"/>
+      <w:r>
+        <w:t>i</w:t>
+      </w:r>
+      <w:proofErr w:type="spellEnd"/>
+      <w:r>
+        <w:t xml:space="preserve"> &lt;= r) {</w:t>
+      </w:r>
+    </w:p>
+    <w:p>
+      <w:r>
+        <w:t xml:space="preserve">                z[</w:t>
+      </w:r>
+      <w:proofErr w:type="spellStart"/>
+      <w:r>
+        <w:t>i</w:t>
+      </w:r>
+      <w:proofErr w:type="spellEnd"/>
+      <w:r>
+        <w:t xml:space="preserve">] = </w:t>
+      </w:r>
+      <w:proofErr w:type="spellStart"/>
+      <w:proofErr w:type="gramStart"/>
+      <w:r>
+        <w:t>Math.min</w:t>
+      </w:r>
+      <w:proofErr w:type="spellEnd"/>
+      <w:r>
+        <w:t>(</w:t>
+      </w:r>
+      <w:proofErr w:type="gramEnd"/>
+      <w:r>
+        <w:t xml:space="preserve">r - </w:t>
+      </w:r>
+      <w:proofErr w:type="spellStart"/>
+      <w:r>
+        <w:t>i</w:t>
+      </w:r>
+      <w:proofErr w:type="spellEnd"/>
+      <w:r>
+        <w:t xml:space="preserve"> + 1, </w:t>
+      </w:r>
+      <w:proofErr w:type="gramStart"/>
+      <w:r>
+        <w:t>z[</w:t>
+      </w:r>
+      <w:proofErr w:type="spellStart"/>
+      <w:proofErr w:type="gramEnd"/>
+      <w:r>
+        <w:t>i</w:t>
+      </w:r>
+      <w:proofErr w:type="spellEnd"/>
+      <w:r>
+        <w:t xml:space="preserve"> - l]);</w:t>
+      </w:r>
+    </w:p>
+    <w:p>
+      <w:r>
+        <w:t xml:space="preserve">            }</w:t>
+      </w:r>
+    </w:p>
+    <w:p>
+      <w:r>
+        <w:t xml:space="preserve">            </w:t>
+      </w:r>
+    </w:p>
+    <w:p>
+      <w:r>
+        <w:t xml:space="preserve">            // Try to extend the match manually outside the current window</w:t>
+      </w:r>
+    </w:p>
+    <w:p>
+      <w:r>
+        <w:t xml:space="preserve">            while (</w:t>
+      </w:r>
+      <w:proofErr w:type="spellStart"/>
+      <w:r>
+        <w:t>i</w:t>
+      </w:r>
+      <w:proofErr w:type="spellEnd"/>
+      <w:r>
+        <w:t xml:space="preserve"> + z[</w:t>
+      </w:r>
+      <w:proofErr w:type="spellStart"/>
+      <w:r>
+        <w:t>i</w:t>
+      </w:r>
+      <w:proofErr w:type="spellEnd"/>
+      <w:r>
+        <w:t xml:space="preserve">] &lt; n &amp;&amp; </w:t>
+      </w:r>
+      <w:proofErr w:type="spellStart"/>
+      <w:proofErr w:type="gramStart"/>
+      <w:r>
+        <w:t>s.charAt</w:t>
+      </w:r>
+      <w:proofErr w:type="spellEnd"/>
+      <w:proofErr w:type="gramEnd"/>
+      <w:r>
+        <w:t>(z[</w:t>
+      </w:r>
+      <w:proofErr w:type="spellStart"/>
+      <w:r>
+        <w:t>i</w:t>
+      </w:r>
+      <w:proofErr w:type="spellEnd"/>
+      <w:r>
+        <w:t xml:space="preserve">]) == </w:t>
+      </w:r>
+      <w:proofErr w:type="spellStart"/>
+      <w:proofErr w:type="gramStart"/>
+      <w:r>
+        <w:t>s.charAt</w:t>
+      </w:r>
+      <w:proofErr w:type="spellEnd"/>
+      <w:proofErr w:type="gramEnd"/>
+      <w:r>
+        <w:t>(</w:t>
+      </w:r>
+      <w:proofErr w:type="spellStart"/>
+      <w:r>
+        <w:t>i</w:t>
+      </w:r>
+      <w:proofErr w:type="spellEnd"/>
+      <w:r>
+        <w:t xml:space="preserve"> + z[</w:t>
+      </w:r>
+      <w:proofErr w:type="spellStart"/>
+      <w:r>
+        <w:t>i</w:t>
+      </w:r>
+      <w:proofErr w:type="spellEnd"/>
+      <w:r>
+        <w:t>])) {</w:t>
+      </w:r>
+    </w:p>
+    <w:p>
+      <w:r>
+        <w:t xml:space="preserve">                z[</w:t>
+      </w:r>
+      <w:proofErr w:type="spellStart"/>
+      <w:r>
+        <w:t>i</w:t>
+      </w:r>
+      <w:proofErr w:type="spellEnd"/>
+      <w:r>
+        <w:t>]++;</w:t>
+      </w:r>
+    </w:p>
+    <w:p>
+      <w:r>
+        <w:t xml:space="preserve">            }</w:t>
+      </w:r>
+    </w:p>
+    <w:p>
+      <w:r>
+        <w:t xml:space="preserve">            </w:t>
+      </w:r>
+    </w:p>
+    <w:p>
+      <w:r>
+        <w:t xml:space="preserve">            // Update the window if the current match extends past R</w:t>
+      </w:r>
+    </w:p>
+    <w:p>
+      <w:r>
+        <w:t xml:space="preserve">            if (</w:t>
+      </w:r>
+      <w:proofErr w:type="spellStart"/>
+      <w:r>
+        <w:t>i</w:t>
+      </w:r>
+      <w:proofErr w:type="spellEnd"/>
+      <w:r>
+        <w:t xml:space="preserve"> + z[</w:t>
+      </w:r>
+      <w:proofErr w:type="spellStart"/>
+      <w:r>
+        <w:t>i</w:t>
+      </w:r>
+      <w:proofErr w:type="spellEnd"/>
+      <w:r>
+        <w:t>] - 1 &gt; r) {</w:t>
+      </w:r>
+    </w:p>
+    <w:p>
+      <w:r>
+        <w:t xml:space="preserve">                l = </w:t>
+      </w:r>
+      <w:proofErr w:type="spellStart"/>
+      <w:r>
+        <w:t>i</w:t>
+      </w:r>
+      <w:proofErr w:type="spellEnd"/>
       <w:r>
         <w:t>;</w:t>
       </w:r>
     </w:p>
     <w:p>
       <w:r>
+        <w:t xml:space="preserve">                r = </w:t>
+      </w:r>
+      <w:proofErr w:type="spellStart"/>
+      <w:r>
+        <w:t>i</w:t>
+      </w:r>
+      <w:proofErr w:type="spellEnd"/>
+      <w:r>
+        <w:t xml:space="preserve"> + z[</w:t>
+      </w:r>
+      <w:proofErr w:type="spellStart"/>
+      <w:r>
+        <w:t>i</w:t>
+      </w:r>
+      <w:proofErr w:type="spellEnd"/>
+      <w:r>
+        <w:t>] - 1;</w:t>
+      </w:r>
+    </w:p>
+    <w:p>
+      <w:r>
+        <w:t xml:space="preserve">            }</w:t>
+      </w:r>
+    </w:p>
+    <w:p>
+      <w:r>
+        <w:lastRenderedPageBreak/>
+        <w:t xml:space="preserve">            </w:t>
+      </w:r>
+    </w:p>
+    <w:p>
+      <w:r>
+        <w:t xml:space="preserve">            // Add the similarity of the current suffix to the total sum</w:t>
+      </w:r>
+    </w:p>
+    <w:p>
+      <w:r>
+        <w:t xml:space="preserve">            </w:t>
+      </w:r>
+      <w:proofErr w:type="spellStart"/>
+      <w:r>
+        <w:t>totalSimilarity</w:t>
+      </w:r>
+      <w:proofErr w:type="spellEnd"/>
+      <w:r>
+        <w:t xml:space="preserve"> += z[</w:t>
+      </w:r>
+      <w:proofErr w:type="spellStart"/>
+      <w:r>
+        <w:t>i</w:t>
+      </w:r>
+      <w:proofErr w:type="spellEnd"/>
+      <w:r>
+        <w:t>];</w:t>
+      </w:r>
+    </w:p>
+    <w:p>
+      <w:r>
+        <w:t xml:space="preserve">        }</w:t>
+      </w:r>
+    </w:p>
+    <w:p>
+      <w:r>
+        <w:t xml:space="preserve">        </w:t>
+      </w:r>
+    </w:p>
+    <w:p>
+      <w:r>
+        <w:t xml:space="preserve">        return </w:t>
+      </w:r>
+      <w:proofErr w:type="spellStart"/>
+      <w:r>
+        <w:t>totalSimilarity</w:t>
+      </w:r>
+      <w:proofErr w:type="spellEnd"/>
+      <w:r>
+        <w:t>;</w:t>
+      </w:r>
+    </w:p>
+    <w:p>
+      <w:r>
+        <w:t xml:space="preserve">    }</w:t>
+      </w:r>
+    </w:p>
+    <w:p>
+      <w:r>
+        <w:t>}</w:t>
+      </w:r>
+    </w:p>
+    <w:p>
+      <w:r>
         <w:t> </w:t>
       </w:r>
     </w:p>
     <w:p>
       <w:r>
-        <w:t>public class Main {</w:t>
-      </w:r>
-    </w:p>
-    <w:p>
-      <w:r>
-        <w:t xml:space="preserve">    public static void </w:t>
-      </w:r>
-      <w:proofErr w:type="gramStart"/>
-      <w:r>
-        <w:t>main(String[</w:t>
-      </w:r>
-      <w:proofErr w:type="gramEnd"/>
-      <w:r>
-        <w:t xml:space="preserve">] </w:t>
-      </w:r>
-      <w:proofErr w:type="spellStart"/>
-      <w:r>
-        <w:t>args</w:t>
-      </w:r>
-      <w:proofErr w:type="spellEnd"/>
-      <w:r>
-        <w:t xml:space="preserve">) throws </w:t>
-      </w:r>
-      <w:proofErr w:type="spellStart"/>
-      <w:r>
-        <w:t>IOException</w:t>
-      </w:r>
-      <w:proofErr w:type="spellEnd"/>
-      <w:r>
-        <w:t xml:space="preserve"> {</w:t>
-      </w:r>
-    </w:p>
-    <w:p>
-      <w:r>
-        <w:t xml:space="preserve">        </w:t>
-      </w:r>
-      <w:proofErr w:type="spellStart"/>
-      <w:r>
-        <w:t>BufferedReader</w:t>
-      </w:r>
-      <w:proofErr w:type="spellEnd"/>
-      <w:r>
-        <w:t xml:space="preserve"> </w:t>
-      </w:r>
-      <w:proofErr w:type="spellStart"/>
-      <w:r>
-        <w:t>br</w:t>
-      </w:r>
-      <w:proofErr w:type="spellEnd"/>
-      <w:r>
-        <w:t xml:space="preserve"> = new </w:t>
-      </w:r>
-      <w:proofErr w:type="spellStart"/>
-      <w:proofErr w:type="gramStart"/>
-      <w:r>
-        <w:t>BufferedReader</w:t>
-      </w:r>
-      <w:proofErr w:type="spellEnd"/>
-      <w:r>
-        <w:t>(</w:t>
-      </w:r>
-      <w:proofErr w:type="gramEnd"/>
-      <w:r>
-        <w:t xml:space="preserve">new </w:t>
-      </w:r>
-      <w:proofErr w:type="spellStart"/>
-      <w:proofErr w:type="gramStart"/>
-      <w:r>
-        <w:t>InputStreamReader</w:t>
-      </w:r>
-      <w:proofErr w:type="spellEnd"/>
-      <w:r>
-        <w:t>(</w:t>
-      </w:r>
-      <w:proofErr w:type="gramEnd"/>
-      <w:r>
-        <w:t>System.in));</w:t>
-      </w:r>
-    </w:p>
-    <w:p>
-      <w:r>
-        <w:t xml:space="preserve">        </w:t>
-      </w:r>
-    </w:p>
-    <w:p>
-      <w:r>
-        <w:t xml:space="preserve">        String </w:t>
-      </w:r>
-      <w:proofErr w:type="spellStart"/>
-      <w:r>
-        <w:t>tStr</w:t>
-      </w:r>
-      <w:proofErr w:type="spellEnd"/>
-      <w:r>
-        <w:t xml:space="preserve"> = </w:t>
-      </w:r>
-      <w:proofErr w:type="spellStart"/>
-      <w:proofErr w:type="gramStart"/>
-      <w:r>
-        <w:t>br.readLine</w:t>
-      </w:r>
-      <w:proofErr w:type="spellEnd"/>
-      <w:proofErr w:type="gramEnd"/>
-      <w:r>
-        <w:t>();</w:t>
-      </w:r>
-    </w:p>
-    <w:p>
-      <w:r>
-        <w:t xml:space="preserve">        if (</w:t>
-      </w:r>
-      <w:proofErr w:type="spellStart"/>
-      <w:r>
-        <w:t>tStr</w:t>
-      </w:r>
-      <w:proofErr w:type="spellEnd"/>
-      <w:r>
-        <w:t xml:space="preserve"> == null || </w:t>
-      </w:r>
-      <w:proofErr w:type="spellStart"/>
-      <w:r>
-        <w:t>tStr.trim</w:t>
-      </w:r>
-      <w:proofErr w:type="spellEnd"/>
-      <w:r>
-        <w:t>(</w:t>
-      </w:r>
-      <w:proofErr w:type="gramStart"/>
-      <w:r>
-        <w:t>).</w:t>
-      </w:r>
-      <w:proofErr w:type="spellStart"/>
-      <w:r>
-        <w:t>isEmpty</w:t>
-      </w:r>
-      <w:proofErr w:type="spellEnd"/>
-      <w:proofErr w:type="gramEnd"/>
-      <w:r>
-        <w:t>()) return;</w:t>
-      </w:r>
-    </w:p>
-    <w:p>
-      <w:r>
-        <w:t xml:space="preserve">        int t = </w:t>
-      </w:r>
-      <w:proofErr w:type="spellStart"/>
-      <w:r>
-        <w:t>Integer.parseInt</w:t>
-      </w:r>
-      <w:proofErr w:type="spellEnd"/>
-      <w:r>
-        <w:t>(</w:t>
-      </w:r>
-      <w:proofErr w:type="spellStart"/>
-      <w:r>
-        <w:t>tStr.trim</w:t>
-      </w:r>
-      <w:proofErr w:type="spellEnd"/>
-      <w:r>
-        <w:t>());</w:t>
-      </w:r>
-    </w:p>
-    <w:p>
-      <w:r>
-        <w:lastRenderedPageBreak/>
-        <w:t xml:space="preserve">        </w:t>
-      </w:r>
-    </w:p>
-    <w:p>
-      <w:r>
-        <w:t xml:space="preserve">        StringBuilder </w:t>
-      </w:r>
-      <w:proofErr w:type="spellStart"/>
-      <w:r>
-        <w:t>sb</w:t>
-      </w:r>
-      <w:proofErr w:type="spellEnd"/>
-      <w:r>
-        <w:t xml:space="preserve"> = new </w:t>
-      </w:r>
-      <w:proofErr w:type="gramStart"/>
-      <w:r>
-        <w:t>StringBuilder(</w:t>
-      </w:r>
-      <w:proofErr w:type="gramEnd"/>
-      <w:r>
-        <w:t>);</w:t>
-      </w:r>
-    </w:p>
-    <w:p>
-      <w:r>
-        <w:t xml:space="preserve">        </w:t>
-      </w:r>
-    </w:p>
-    <w:p>
-      <w:r>
-        <w:t xml:space="preserve">        while (t-- &gt; 0) {</w:t>
-      </w:r>
-    </w:p>
-    <w:p>
-      <w:r>
-        <w:t xml:space="preserve">            String s = </w:t>
-      </w:r>
-      <w:proofErr w:type="spellStart"/>
-      <w:proofErr w:type="gramStart"/>
-      <w:r>
-        <w:t>br.readLine</w:t>
-      </w:r>
-      <w:proofErr w:type="spellEnd"/>
-      <w:proofErr w:type="gramEnd"/>
-      <w:r>
-        <w:t>();</w:t>
-      </w:r>
-    </w:p>
-    <w:p>
-      <w:r>
-        <w:t xml:space="preserve">            if (s == null) break;</w:t>
-      </w:r>
-    </w:p>
-    <w:p>
-      <w:r>
-        <w:t xml:space="preserve">            s = </w:t>
-      </w:r>
-      <w:proofErr w:type="spellStart"/>
-      <w:proofErr w:type="gramStart"/>
-      <w:r>
-        <w:t>s.trim</w:t>
-      </w:r>
-      <w:proofErr w:type="spellEnd"/>
-      <w:proofErr w:type="gramEnd"/>
-      <w:r>
-        <w:t>();</w:t>
-      </w:r>
-    </w:p>
-    <w:p>
-      <w:r>
-        <w:t xml:space="preserve">            </w:t>
-      </w:r>
-    </w:p>
-    <w:p>
-      <w:r>
-        <w:t xml:space="preserve">            if (</w:t>
-      </w:r>
-      <w:proofErr w:type="spellStart"/>
-      <w:r>
-        <w:t>isLapindrome</w:t>
-      </w:r>
-      <w:proofErr w:type="spellEnd"/>
-      <w:r>
-        <w:t>(s)) {</w:t>
-      </w:r>
-    </w:p>
-    <w:p>
-      <w:r>
-        <w:t xml:space="preserve">                </w:t>
-      </w:r>
-      <w:proofErr w:type="spellStart"/>
-      <w:proofErr w:type="gramStart"/>
-      <w:r>
-        <w:t>sb.append</w:t>
-      </w:r>
-      <w:proofErr w:type="spellEnd"/>
-      <w:proofErr w:type="gramEnd"/>
-      <w:r>
-        <w:t>("YES\n");</w:t>
-      </w:r>
-    </w:p>
-    <w:p>
-      <w:r>
-        <w:t xml:space="preserve">            } else {</w:t>
-      </w:r>
-    </w:p>
-    <w:p>
-      <w:r>
-        <w:t xml:space="preserve">                </w:t>
-      </w:r>
-      <w:proofErr w:type="spellStart"/>
-      <w:proofErr w:type="gramStart"/>
-      <w:r>
-        <w:t>sb.append</w:t>
-      </w:r>
-      <w:proofErr w:type="spellEnd"/>
-      <w:proofErr w:type="gramEnd"/>
-      <w:r>
-        <w:t>("NO\n");</w:t>
-      </w:r>
-    </w:p>
-    <w:p>
-      <w:r>
-        <w:t xml:space="preserve">            }</w:t>
-      </w:r>
-    </w:p>
-    <w:p>
-      <w:r>
-        <w:t xml:space="preserve">        }</w:t>
-      </w:r>
-    </w:p>
-    <w:p>
-      <w:r>
-        <w:t xml:space="preserve">        </w:t>
-      </w:r>
-    </w:p>
-    <w:p>
-      <w:r>
-        <w:t xml:space="preserve">        </w:t>
-      </w:r>
-      <w:proofErr w:type="spellStart"/>
-      <w:r>
-        <w:t>System.out.print</w:t>
-      </w:r>
-      <w:proofErr w:type="spellEnd"/>
-      <w:r>
-        <w:t>(</w:t>
-      </w:r>
-      <w:proofErr w:type="spellStart"/>
-      <w:proofErr w:type="gramStart"/>
-      <w:r>
-        <w:t>sb.toString</w:t>
-      </w:r>
-      <w:proofErr w:type="spellEnd"/>
-      <w:proofErr w:type="gramEnd"/>
-      <w:r>
-        <w:t>());</w:t>
-      </w:r>
-    </w:p>
-    <w:p>
-      <w:r>
-        <w:t xml:space="preserve">    }</w:t>
-      </w:r>
-    </w:p>
-    <w:p>
-      <w:r>
-        <w:t xml:space="preserve">    </w:t>
-      </w:r>
-    </w:p>
-    <w:p>
-      <w:r>
-        <w:t xml:space="preserve">    private static </w:t>
-      </w:r>
-      <w:proofErr w:type="spellStart"/>
-      <w:r>
-        <w:t>boolean</w:t>
-      </w:r>
-      <w:proofErr w:type="spellEnd"/>
-      <w:r>
-        <w:t xml:space="preserve"> </w:t>
-      </w:r>
-      <w:proofErr w:type="spellStart"/>
-      <w:proofErr w:type="gramStart"/>
-      <w:r>
-        <w:t>isLapindrome</w:t>
-      </w:r>
-      <w:proofErr w:type="spellEnd"/>
-      <w:r>
-        <w:t>(</w:t>
-      </w:r>
-      <w:proofErr w:type="gramEnd"/>
-      <w:r>
-        <w:t>String s) {</w:t>
-      </w:r>
-    </w:p>
-    <w:p>
-      <w:r>
-        <w:t xml:space="preserve">        int n = </w:t>
-      </w:r>
-      <w:proofErr w:type="spellStart"/>
-      <w:proofErr w:type="gramStart"/>
-      <w:r>
-        <w:t>s.length</w:t>
-      </w:r>
-      <w:proofErr w:type="spellEnd"/>
-      <w:proofErr w:type="gramEnd"/>
-      <w:r>
-        <w:t>();</w:t>
-      </w:r>
-    </w:p>
-    <w:p>
-      <w:r>
-        <w:t xml:space="preserve">        </w:t>
-      </w:r>
-      <w:proofErr w:type="gramStart"/>
-      <w:r>
-        <w:t>int[</w:t>
-      </w:r>
-      <w:proofErr w:type="gramEnd"/>
-      <w:r>
-        <w:t xml:space="preserve">] count = new </w:t>
-      </w:r>
-      <w:proofErr w:type="gramStart"/>
-      <w:r>
-        <w:t>int[</w:t>
-      </w:r>
-      <w:proofErr w:type="gramEnd"/>
-      <w:r>
-        <w:t>26];</w:t>
-      </w:r>
-    </w:p>
-    <w:p>
-      <w:r>
-        <w:t xml:space="preserve">        </w:t>
-      </w:r>
-    </w:p>
-    <w:p>
-      <w:r>
-        <w:t xml:space="preserve">        int </w:t>
-      </w:r>
-      <w:proofErr w:type="spellStart"/>
-      <w:r>
-        <w:t>halfLen</w:t>
-      </w:r>
-      <w:proofErr w:type="spellEnd"/>
-      <w:r>
-        <w:t xml:space="preserve"> = n / 2;</w:t>
-      </w:r>
-    </w:p>
-    <w:p>
-      <w:r>
-        <w:t xml:space="preserve">    </w:t>
-      </w:r>
-    </w:p>
-    <w:p>
-      <w:r>
-        <w:t xml:space="preserve">        int </w:t>
-      </w:r>
-      <w:proofErr w:type="spellStart"/>
-      <w:r>
-        <w:t>secondHalfStart</w:t>
-      </w:r>
-      <w:proofErr w:type="spellEnd"/>
-      <w:r>
-        <w:t xml:space="preserve"> = (n % 2 == 0</w:t>
-      </w:r>
-      <w:proofErr w:type="gramStart"/>
-      <w:r>
-        <w:t>) ?</w:t>
-      </w:r>
-      <w:proofErr w:type="gramEnd"/>
-      <w:r>
-        <w:t xml:space="preserve"> </w:t>
-      </w:r>
-      <w:proofErr w:type="spellStart"/>
-      <w:proofErr w:type="gramStart"/>
-      <w:r>
-        <w:t>halfLen</w:t>
-      </w:r>
-      <w:proofErr w:type="spellEnd"/>
-      <w:r>
-        <w:t xml:space="preserve"> :</w:t>
-      </w:r>
-      <w:proofErr w:type="gramEnd"/>
-      <w:r>
-        <w:t xml:space="preserve"> </w:t>
-      </w:r>
-      <w:proofErr w:type="spellStart"/>
-      <w:r>
-        <w:t>halfLen</w:t>
-      </w:r>
-      <w:proofErr w:type="spellEnd"/>
-      <w:r>
-        <w:t xml:space="preserve"> + 1;</w:t>
-      </w:r>
-    </w:p>
-    <w:p>
-      <w:r>
-        <w:t xml:space="preserve">        </w:t>
-      </w:r>
-    </w:p>
-    <w:p>
-      <w:r>
-        <w:t xml:space="preserve">        for (int </w:t>
-      </w:r>
-      <w:proofErr w:type="spellStart"/>
-      <w:r>
-        <w:t>i</w:t>
-      </w:r>
-      <w:proofErr w:type="spellEnd"/>
-      <w:r>
-        <w:t xml:space="preserve"> = 0; </w:t>
-      </w:r>
-      <w:proofErr w:type="spellStart"/>
-      <w:r>
-        <w:t>i</w:t>
-      </w:r>
-      <w:proofErr w:type="spellEnd"/>
-      <w:r>
-        <w:t xml:space="preserve"> &lt; </w:t>
-      </w:r>
-      <w:proofErr w:type="spellStart"/>
-      <w:r>
-        <w:t>halfLen</w:t>
-      </w:r>
-      <w:proofErr w:type="spellEnd"/>
-      <w:r>
-        <w:t xml:space="preserve">; </w:t>
-      </w:r>
-      <w:proofErr w:type="spellStart"/>
-      <w:r>
-        <w:t>i</w:t>
-      </w:r>
-      <w:proofErr w:type="spellEnd"/>
-      <w:r>
-        <w:t>++) {</w:t>
-      </w:r>
-    </w:p>
-    <w:p>
-      <w:r>
-        <w:t> </w:t>
-      </w:r>
-    </w:p>
-    <w:p>
-      <w:r>
-        <w:lastRenderedPageBreak/>
-        <w:t xml:space="preserve">            count[</w:t>
-      </w:r>
-      <w:proofErr w:type="spellStart"/>
-      <w:proofErr w:type="gramStart"/>
-      <w:r>
-        <w:t>s.charAt</w:t>
-      </w:r>
-      <w:proofErr w:type="spellEnd"/>
-      <w:proofErr w:type="gramEnd"/>
-      <w:r>
-        <w:t>(</w:t>
-      </w:r>
-      <w:proofErr w:type="spellStart"/>
-      <w:r>
-        <w:t>i</w:t>
-      </w:r>
-      <w:proofErr w:type="spellEnd"/>
-      <w:r>
-        <w:t>) - 'a</w:t>
-      </w:r>
-      <w:proofErr w:type="gramStart"/>
-      <w:r>
-        <w:t>']+</w:t>
-      </w:r>
-      <w:proofErr w:type="gramEnd"/>
-      <w:r>
-        <w:t>+;</w:t>
-      </w:r>
-    </w:p>
-    <w:p>
-      <w:r>
-        <w:t> </w:t>
-      </w:r>
-    </w:p>
-    <w:p>
-      <w:r>
-        <w:t xml:space="preserve">            </w:t>
-      </w:r>
-      <w:proofErr w:type="gramStart"/>
-      <w:r>
-        <w:t>count[</w:t>
-      </w:r>
-      <w:proofErr w:type="spellStart"/>
-      <w:r>
-        <w:t>s.charAt</w:t>
-      </w:r>
-      <w:proofErr w:type="spellEnd"/>
-      <w:proofErr w:type="gramEnd"/>
-      <w:r>
-        <w:t>(</w:t>
-      </w:r>
-      <w:proofErr w:type="spellStart"/>
-      <w:r>
-        <w:t>secondHalfStart</w:t>
-      </w:r>
-      <w:proofErr w:type="spellEnd"/>
-      <w:r>
-        <w:t xml:space="preserve"> + </w:t>
-      </w:r>
-      <w:proofErr w:type="spellStart"/>
-      <w:r>
-        <w:t>i</w:t>
-      </w:r>
-      <w:proofErr w:type="spellEnd"/>
-      <w:r>
-        <w:t>) - 'a</w:t>
-      </w:r>
-      <w:proofErr w:type="gramStart"/>
-      <w:r>
-        <w:t>']--</w:t>
-      </w:r>
-      <w:proofErr w:type="gramEnd"/>
-      <w:r>
-        <w:t>;</w:t>
-      </w:r>
-    </w:p>
-    <w:p>
-      <w:r>
-        <w:t xml:space="preserve">        }</w:t>
-      </w:r>
-    </w:p>
-    <w:p>
-      <w:r>
-        <w:t xml:space="preserve">        </w:t>
-      </w:r>
-    </w:p>
-    <w:p>
-      <w:r>
-        <w:t xml:space="preserve">        for (int </w:t>
-      </w:r>
-      <w:proofErr w:type="gramStart"/>
-      <w:r>
-        <w:t>c :</w:t>
-      </w:r>
-      <w:proofErr w:type="gramEnd"/>
-      <w:r>
-        <w:t xml:space="preserve"> count) {</w:t>
-      </w:r>
-    </w:p>
-    <w:p>
-      <w:r>
-        <w:t xml:space="preserve">            if (</w:t>
-      </w:r>
-      <w:proofErr w:type="gramStart"/>
-      <w:r>
-        <w:t>c !</w:t>
-      </w:r>
-      <w:proofErr w:type="gramEnd"/>
-      <w:r>
-        <w:t>= 0) {</w:t>
-      </w:r>
-    </w:p>
-    <w:p>
-      <w:r>
-        <w:t xml:space="preserve">                return false;</w:t>
-      </w:r>
-    </w:p>
-    <w:p>
-      <w:r>
-        <w:t xml:space="preserve">            }</w:t>
-      </w:r>
-    </w:p>
-    <w:p>
-      <w:r>
-        <w:t xml:space="preserve">        }</w:t>
-      </w:r>
-    </w:p>
-    <w:p>
-      <w:r>
-        <w:t xml:space="preserve">        </w:t>
-      </w:r>
-    </w:p>
-    <w:p>
-      <w:r>
-        <w:t xml:space="preserve">        return true;</w:t>
-      </w:r>
-    </w:p>
-    <w:p>
-      <w:r>
-        <w:t xml:space="preserve">    }</w:t>
-      </w:r>
-    </w:p>
-    <w:p>
-      <w:r>
-        <w:t>}</w:t>
-      </w:r>
-    </w:p>
-    <w:p>
-      <w:r>
-        <w:lastRenderedPageBreak/>
         <w:drawing>
-          <wp:inline distT="0" distB="0" distL="0" distR="0" wp14:anchorId="50003884" wp14:editId="61E4977B">
-            <wp:extent cx="2575560" cy="5265420"/>
+          <wp:inline distT="0" distB="0" distL="0" distR="0" wp14:anchorId="583F570D" wp14:editId="19320292">
+            <wp:extent cx="3893820" cy="2979420"/>
             <wp:effectExtent l="0" t="0" r="0" b="0"/>
-            <wp:docPr id="335438271" name="Picture 4"/>
+            <wp:docPr id="2127771000" name="Picture 4"/>
             <wp:cNvGraphicFramePr>
               <a:graphicFrameLocks xmlns:a="http://schemas.openxmlformats.org/drawingml/2006/main" noChangeAspect="1"/>
             </wp:cNvGraphicFramePr>
@@ -1066,7 +1416,7 @@
                     </pic:cNvPicPr>
                   </pic:nvPicPr>
                   <pic:blipFill>
-                    <a:blip r:embed="rId5">
+                    <a:blip r:embed="rId4">
                       <a:extLst>
                         <a:ext uri="{28A0092B-C50C-407E-A947-70E740481C1C}">
                           <a14:useLocalDpi xmlns:a14="http://schemas.microsoft.com/office/drawing/2010/main" val="0"/>
@@ -1081,7 +1431,7 @@
                   <pic:spPr bwMode="auto">
                     <a:xfrm>
                       <a:off x="0" y="0"/>
-                      <a:ext cx="2575560" cy="5265420"/>
+                      <a:ext cx="3893820" cy="2979420"/>
                     </a:xfrm>
                     <a:prstGeom prst="rect">
                       <a:avLst/>
@@ -1522,7 +1872,7 @@
     <w:link w:val="Heading1Char"/>
     <w:uiPriority w:val="9"/>
     <w:qFormat/>
-    <w:rsid w:val="008A074D"/>
+    <w:rsid w:val="00EC44AE"/>
     <w:pPr>
       <w:keepNext/>
       <w:keepLines/>
@@ -1545,7 +1895,7 @@
     <w:semiHidden/>
     <w:unhideWhenUsed/>
     <w:qFormat/>
-    <w:rsid w:val="008A074D"/>
+    <w:rsid w:val="00EC44AE"/>
     <w:pPr>
       <w:keepNext/>
       <w:keepLines/>
@@ -1568,7 +1918,7 @@
     <w:semiHidden/>
     <w:unhideWhenUsed/>
     <w:qFormat/>
-    <w:rsid w:val="008A074D"/>
+    <w:rsid w:val="00EC44AE"/>
     <w:pPr>
       <w:keepNext/>
       <w:keepLines/>
@@ -1591,7 +1941,7 @@
     <w:semiHidden/>
     <w:unhideWhenUsed/>
     <w:qFormat/>
-    <w:rsid w:val="008A074D"/>
+    <w:rsid w:val="00EC44AE"/>
     <w:pPr>
       <w:keepNext/>
       <w:keepLines/>
@@ -1614,7 +1964,7 @@
     <w:semiHidden/>
     <w:unhideWhenUsed/>
     <w:qFormat/>
-    <w:rsid w:val="008A074D"/>
+    <w:rsid w:val="00EC44AE"/>
     <w:pPr>
       <w:keepNext/>
       <w:keepLines/>
@@ -1635,7 +1985,7 @@
     <w:semiHidden/>
     <w:unhideWhenUsed/>
     <w:qFormat/>
-    <w:rsid w:val="008A074D"/>
+    <w:rsid w:val="00EC44AE"/>
     <w:pPr>
       <w:keepNext/>
       <w:keepLines/>
@@ -1658,7 +2008,7 @@
     <w:semiHidden/>
     <w:unhideWhenUsed/>
     <w:qFormat/>
-    <w:rsid w:val="008A074D"/>
+    <w:rsid w:val="00EC44AE"/>
     <w:pPr>
       <w:keepNext/>
       <w:keepLines/>
@@ -1679,7 +2029,7 @@
     <w:semiHidden/>
     <w:unhideWhenUsed/>
     <w:qFormat/>
-    <w:rsid w:val="008A074D"/>
+    <w:rsid w:val="00EC44AE"/>
     <w:pPr>
       <w:keepNext/>
       <w:keepLines/>
@@ -1702,7 +2052,7 @@
     <w:semiHidden/>
     <w:unhideWhenUsed/>
     <w:qFormat/>
-    <w:rsid w:val="008A074D"/>
+    <w:rsid w:val="00EC44AE"/>
     <w:pPr>
       <w:keepNext/>
       <w:keepLines/>
@@ -1745,7 +2095,7 @@
     <w:basedOn w:val="DefaultParagraphFont"/>
     <w:link w:val="Heading1"/>
     <w:uiPriority w:val="9"/>
-    <w:rsid w:val="008A074D"/>
+    <w:rsid w:val="00EC44AE"/>
     <w:rPr>
       <w:rFonts w:asciiTheme="majorHAnsi" w:eastAsiaTheme="majorEastAsia" w:hAnsiTheme="majorHAnsi" w:cstheme="majorBidi"/>
       <w:color w:val="0F4761" w:themeColor="accent1" w:themeShade="BF"/>
@@ -1759,7 +2109,7 @@
     <w:link w:val="Heading2"/>
     <w:uiPriority w:val="9"/>
     <w:semiHidden/>
-    <w:rsid w:val="008A074D"/>
+    <w:rsid w:val="00EC44AE"/>
     <w:rPr>
       <w:rFonts w:asciiTheme="majorHAnsi" w:eastAsiaTheme="majorEastAsia" w:hAnsiTheme="majorHAnsi" w:cstheme="majorBidi"/>
       <w:color w:val="0F4761" w:themeColor="accent1" w:themeShade="BF"/>
@@ -1773,7 +2123,7 @@
     <w:link w:val="Heading3"/>
     <w:uiPriority w:val="9"/>
     <w:semiHidden/>
-    <w:rsid w:val="008A074D"/>
+    <w:rsid w:val="00EC44AE"/>
     <w:rPr>
       <w:rFonts w:eastAsiaTheme="majorEastAsia" w:cstheme="majorBidi"/>
       <w:color w:val="0F4761" w:themeColor="accent1" w:themeShade="BF"/>
@@ -1787,7 +2137,7 @@
     <w:link w:val="Heading4"/>
     <w:uiPriority w:val="9"/>
     <w:semiHidden/>
-    <w:rsid w:val="008A074D"/>
+    <w:rsid w:val="00EC44AE"/>
     <w:rPr>
       <w:rFonts w:eastAsiaTheme="majorEastAsia" w:cstheme="majorBidi"/>
       <w:i/>
@@ -1801,7 +2151,7 @@
     <w:link w:val="Heading5"/>
     <w:uiPriority w:val="9"/>
     <w:semiHidden/>
-    <w:rsid w:val="008A074D"/>
+    <w:rsid w:val="00EC44AE"/>
     <w:rPr>
       <w:rFonts w:eastAsiaTheme="majorEastAsia" w:cstheme="majorBidi"/>
       <w:color w:val="0F4761" w:themeColor="accent1" w:themeShade="BF"/>
@@ -1813,7 +2163,7 @@
     <w:link w:val="Heading6"/>
     <w:uiPriority w:val="9"/>
     <w:semiHidden/>
-    <w:rsid w:val="008A074D"/>
+    <w:rsid w:val="00EC44AE"/>
     <w:rPr>
       <w:rFonts w:eastAsiaTheme="majorEastAsia" w:cstheme="majorBidi"/>
       <w:i/>
@@ -1827,7 +2177,7 @@
     <w:link w:val="Heading7"/>
     <w:uiPriority w:val="9"/>
     <w:semiHidden/>
-    <w:rsid w:val="008A074D"/>
+    <w:rsid w:val="00EC44AE"/>
     <w:rPr>
       <w:rFonts w:eastAsiaTheme="majorEastAsia" w:cstheme="majorBidi"/>
       <w:color w:val="595959" w:themeColor="text1" w:themeTint="A6"/>
@@ -1839,7 +2189,7 @@
     <w:link w:val="Heading8"/>
     <w:uiPriority w:val="9"/>
     <w:semiHidden/>
-    <w:rsid w:val="008A074D"/>
+    <w:rsid w:val="00EC44AE"/>
     <w:rPr>
       <w:rFonts w:eastAsiaTheme="majorEastAsia" w:cstheme="majorBidi"/>
       <w:i/>
@@ -1853,7 +2203,7 @@
     <w:link w:val="Heading9"/>
     <w:uiPriority w:val="9"/>
     <w:semiHidden/>
-    <w:rsid w:val="008A074D"/>
+    <w:rsid w:val="00EC44AE"/>
     <w:rPr>
       <w:rFonts w:eastAsiaTheme="majorEastAsia" w:cstheme="majorBidi"/>
       <w:color w:val="272727" w:themeColor="text1" w:themeTint="D8"/>
@@ -1866,7 +2216,7 @@
     <w:link w:val="TitleChar"/>
     <w:uiPriority w:val="10"/>
     <w:qFormat/>
-    <w:rsid w:val="008A074D"/>
+    <w:rsid w:val="00EC44AE"/>
     <w:pPr>
       <w:spacing w:after="80" w:line="240" w:lineRule="auto"/>
       <w:contextualSpacing/>
@@ -1884,7 +2234,7 @@
     <w:basedOn w:val="DefaultParagraphFont"/>
     <w:link w:val="Title"/>
     <w:uiPriority w:val="10"/>
-    <w:rsid w:val="008A074D"/>
+    <w:rsid w:val="00EC44AE"/>
     <w:rPr>
       <w:rFonts w:asciiTheme="majorHAnsi" w:eastAsiaTheme="majorEastAsia" w:hAnsiTheme="majorHAnsi" w:cstheme="majorBidi"/>
       <w:spacing w:val="-10"/>
@@ -1900,7 +2250,7 @@
     <w:link w:val="SubtitleChar"/>
     <w:uiPriority w:val="11"/>
     <w:qFormat/>
-    <w:rsid w:val="008A074D"/>
+    <w:rsid w:val="00EC44AE"/>
     <w:pPr>
       <w:numPr>
         <w:ilvl w:val="1"/>
@@ -1919,7 +2269,7 @@
     <w:basedOn w:val="DefaultParagraphFont"/>
     <w:link w:val="Subtitle"/>
     <w:uiPriority w:val="11"/>
-    <w:rsid w:val="008A074D"/>
+    <w:rsid w:val="00EC44AE"/>
     <w:rPr>
       <w:rFonts w:eastAsiaTheme="majorEastAsia" w:cstheme="majorBidi"/>
       <w:color w:val="595959" w:themeColor="text1" w:themeTint="A6"/>
@@ -1935,7 +2285,7 @@
     <w:link w:val="QuoteChar"/>
     <w:uiPriority w:val="29"/>
     <w:qFormat/>
-    <w:rsid w:val="008A074D"/>
+    <w:rsid w:val="00EC44AE"/>
     <w:pPr>
       <w:spacing w:before="160"/>
       <w:jc w:val="center"/>
@@ -1951,7 +2301,7 @@
     <w:basedOn w:val="DefaultParagraphFont"/>
     <w:link w:val="Quote"/>
     <w:uiPriority w:val="29"/>
-    <w:rsid w:val="008A074D"/>
+    <w:rsid w:val="00EC44AE"/>
     <w:rPr>
       <w:i/>
       <w:iCs/>
@@ -1963,7 +2313,7 @@
     <w:basedOn w:val="Normal"/>
     <w:uiPriority w:val="34"/>
     <w:qFormat/>
-    <w:rsid w:val="008A074D"/>
+    <w:rsid w:val="00EC44AE"/>
     <w:pPr>
       <w:ind w:left="720"/>
       <w:contextualSpacing/>
@@ -1974,7 +2324,7 @@
     <w:basedOn w:val="DefaultParagraphFont"/>
     <w:uiPriority w:val="21"/>
     <w:qFormat/>
-    <w:rsid w:val="008A074D"/>
+    <w:rsid w:val="00EC44AE"/>
     <w:rPr>
       <w:i/>
       <w:iCs/>
@@ -1988,7 +2338,7 @@
     <w:link w:val="IntenseQuoteChar"/>
     <w:uiPriority w:val="30"/>
     <w:qFormat/>
-    <w:rsid w:val="008A074D"/>
+    <w:rsid w:val="00EC44AE"/>
     <w:pPr>
       <w:pBdr>
         <w:top w:val="single" w:sz="4" w:space="10" w:color="0F4761" w:themeColor="accent1" w:themeShade="BF"/>
@@ -2009,7 +2359,7 @@
     <w:basedOn w:val="DefaultParagraphFont"/>
     <w:link w:val="IntenseQuote"/>
     <w:uiPriority w:val="30"/>
-    <w:rsid w:val="008A074D"/>
+    <w:rsid w:val="00EC44AE"/>
     <w:rPr>
       <w:i/>
       <w:iCs/>
@@ -2021,7 +2371,7 @@
     <w:basedOn w:val="DefaultParagraphFont"/>
     <w:uiPriority w:val="32"/>
     <w:qFormat/>
-    <w:rsid w:val="008A074D"/>
+    <w:rsid w:val="00EC44AE"/>
     <w:rPr>
       <w:b/>
       <w:bCs/>
